--- a/tools/report_metodologi/versicompact/bab_6/Metodologi_Bab6_Provinsi_Skoring_Compact.docx
+++ b/tools/report_metodologi/versicompact/bab_6/Metodologi_Bab6_Provinsi_Skoring_Compact.docx
@@ -4515,22 +4515,6 @@
     </w:p>
     <w:p>
       <w:pPr>
-        <w:spacing w:before="0" w:after="60" w:line="252" w:lineRule="auto"/>
-        <w:jc w:val="both"/>
-      </w:pPr>
-      <w:r>
-        <w:rPr>
-          <w:rFonts w:ascii="Calibri" w:hAnsi="Calibri"/>
-          <w:b w:val="0"/>
-          <w:i w:val="0"/>
-          <w:color w:val="222222"/>
-          <w:sz w:val="17"/>
-        </w:rPr>
-        <w:t>Model evaluasi regional mengombinasikan standardisasi Z-Score untuk mendeteksi outlier deviasi spasial dengan pembobotan objektif Entropy Weight Method (EWM) berbasis dispersi informasi Shannon, dilanjutkan pemetaan skala Likert diskret (0–5):</w:t>
-      </w:r>
-    </w:p>
-    <w:p>
-      <w:pPr>
         <w:spacing w:before="40" w:after="80"/>
         <w:ind w:left="160"/>
         <w:shd w:val="clear" w:color="auto" w:fill="EDF7EE"/>
@@ -4543,15 +4527,40 @@
           <w:color w:val="2E7D32"/>
           <w:sz w:val="16"/>
         </w:rPr>
-        <w:t>1. Z-Score Regional: Z_ij = (x_ij - mean_j) / std_j   |   Khusus IKA: Z_ika = - (ika_i - mean_ika) / std_ika</w:t>
+        <w:t>1. Pengukuran Deviasi Wilayah (Z-Score):</w:t>
         <w:br/>
-        <w:t>2. Min-Max Normalisasi: r_ij = (x_ij - min_j) / (max_j - min_j)   ;   P_ij = r_ij / Σ r_ij</w:t>
+        <w:t xml:space="preserve">   Nilai Deviasi = (Nilai Riil Provinsi - Rata-rata 6 Provinsi) / Standar Deviasi</w:t>
         <w:br/>
-        <w:t>3. Entropi Shannon: E_j = - (1 / ln(n)) × Σ [ P_ij × ln(P_ij + ε) ]   ;   D_j = 1 - E_j   ;   W_j = D_j / Σ D_j</w:t>
+        <w:t xml:space="preserve">   *Khusus Mutu Air (IKA): Tanda dibalik (-) karena semakin rendah angka IKA, semakin tercemar airnya.</w:t>
         <w:br/>
-        <w:t>4. Pemetaan Likert Diskret: Z &gt;= +1.0σ -&gt; 5.0 ; 0.5 &lt;= Z &lt; 1.0 -&gt; 4.0 ; 0.0 &lt;= Z &lt; 0.5 -&gt; 3.0 ; -0.5 &lt;= Z &lt; 0.0 -&gt; 2.0 ; -1.0 &lt;= Z &lt; -0.5 -&gt; 1.0 ; Z &lt; -1.0 -&gt; 0.0</w:t>
         <w:br/>
-        <w:t>5. Skor Pilar Terbobot EWM: Skor_Pilar_i = Σ [ L_ij × W_j ] / Σ W_j   |   Skor Komposit = [ Σ Skor_Pilar (1..5) ] / 5.0</w:t>
+        <w:t>2. Pembobotan Otomatis Tingkat Ketimpangan (Metode Entropi Shannon / EWM):</w:t>
+        <w:br/>
+        <w:t xml:space="preserve">   Bobot Indikator = Tingkat Ketimpangan Indikator / Total Ketimpangan 20 Indikator</w:t>
+        <w:br/>
+        <w:t xml:space="preserve">   *Indikator paling timpang otomatis berbobot terbesar: B3 (8,29%), Tailing (8,22%), Korban Agraria (7,81%), PLTU (7,73%).</w:t>
+        <w:br/>
+        <w:br/>
+        <w:t>3. Konversi Nilai Deviasi ke Skala Kerusakan Lingkungan (Skor 0 s.d. 5):</w:t>
+        <w:br/>
+        <w:t xml:space="preserve">   • Skor 5,0 (Darurat Merah / Red Alert) : Deviasi sangat ekstrem (&gt;= +1,0 di atas rata-rata pulau)</w:t>
+        <w:br/>
+        <w:t xml:space="preserve">   • Skor 4,0 (Melampaui Batas)          : Deviasi tinggi (+0,5 s.d. +1,0 di atas rata-rata pulau)</w:t>
+        <w:br/>
+        <w:t xml:space="preserve">   • Skor 3,0 (Mendekati Batas)           : Deviasi sedang (0,0 s.d. +0,5 di atas rata-rata pulau)</w:t>
+        <w:br/>
+        <w:t xml:space="preserve">   • Skor 2,0 (Waspada)                   : Deviasi rendah (-0,5 s.d. 0,0 di bawah rata-rata pulau)</w:t>
+        <w:br/>
+        <w:t xml:space="preserve">   • Skor 1,0 (Terjaga)                   : Jauh di bawah rata-rata (-1,0 s.d. -0,5)</w:t>
+        <w:br/>
+        <w:t xml:space="preserve">   • Skor 0,0 (Sangat Aman)               : Tingkat paling aman (&lt; -1,0 di bawah rata-rata pulau)</w:t>
+        <w:br/>
+        <w:br/>
+        <w:t>4. Perhitungan Skor Akhir Provinsi:</w:t>
+        <w:br/>
+        <w:t xml:space="preserve">   Skor Dimensi  = Total (Skor Indikator × Bobot Indikator) / Total Bobot Dimensi</w:t>
+        <w:br/>
+        <w:t xml:space="preserve">   Skor Komposit = (Skor Udara + Skor Air + Skor Lahan + Skor Sosial + Skor Veto) / 5.0</w:t>
       </w:r>
       <w:r>
         <w:rPr>
@@ -4562,7 +4571,7 @@
           <w:sz w:val="15"/>
         </w:rPr>
         <w:br/>
-        <w:t>Keterangan: n = 6 Provinsi; ε = 1e-12; W_j = Bobot objektif Shannon EWM (B3 = 8,29%, Tailing = 8,22%, Korban Agraria = 7,81%, PLTU = 7,73%); L_ij = Skor Likert diskret (0-5); Nilai Z &gt;= +1.0σ merefleksikan anomali krisis ekstrem (Red Alert).</w:t>
+        <w:t>Keterangan: Contoh Nyata (PLTU Captive Sulteng): Deviasi = (7.325 MW - 1.638 MW) / 2.882 MW = +1,97 (Jauh melampaui +1,0) -&gt; Skor Langsung 5,0 / 5 (Darurat Merah / Red Alert).</w:t>
       </w:r>
     </w:p>
     <w:p>

--- a/tools/report_metodologi/versicompact/bab_6/Metodologi_Bab6_Provinsi_Skoring_Compact.docx
+++ b/tools/report_metodologi/versicompact/bab_6/Metodologi_Bab6_Provinsi_Skoring_Compact.docx
@@ -4571,7 +4571,7 @@
           <w:sz w:val="15"/>
         </w:rPr>
         <w:br/>
-        <w:t>Keterangan: Contoh Nyata (PLTU Captive Sulteng): Deviasi = (7.325 MW - 1.638 MW) / 2.882 MW = +1,97 (Jauh melampaui +1,0) -&gt; Skor Langsung 5,0 / 5 (Darurat Merah / Red Alert).</w:t>
+        <w:t>Keterangan: Reasoning Pembobotan EWM: Indikator B3 (8,29%), Tailing (8,22%), Korban Agraria (7,81%), dan PLTU (7,73%) terkonsentrasi sangat ekstrem di 1–2 provinsi sentra tambang (Sulteng &amp; Sultra), sehingga dispersi informasinya tinggi dan otomatis berbobot terbesar agar sinyal krisis lokal tidak terdistorsi oleh bias perataan wilayah (anti-dilution effect). Sebaliknya, indikator yang tersebar relatif merata di seluruh provinsi (seperti IKA dan Diare) berbobot lebih kecil. Contoh Nyata (PLTU Captive Sulteng): Deviasi = (7.325 MW - 1.638 MW) / 2.882 MW = +1,97 (Jauh melampaui +1,0) -&gt; Skor Langsung 5,0 / 5 (Darurat Merah / Red Alert).</w:t>
       </w:r>
     </w:p>
     <w:p>
